--- a/proyecto_logica_matemacica/Paper_Pepa_de_Oro_PUCESE.docx
+++ b/proyecto_logica_matemacica/Paper_Pepa_de_Oro_PUCESE.docx
@@ -11597,7 +11597,7 @@
           <w:i w:val="0"/>
           <w:sz w:val="22"/>
         </w:rPr>
-        <w:t>Ruta de la aplicación dentro del repositorio: proyecto_logica_matemacica/sitio_web/</w:t>
+        <w:t>Sitio publicado: https://renngio45-gif.github.io/Logistica_Internacional_Proyecto_1S_LM_GL/</w:t>
       </w:r>
     </w:p>
     <w:sectPr>
